--- a/Template files/لائحة دعوى نفقة زوجة.docx
+++ b/Template files/لائحة دعوى نفقة زوجة.docx
@@ -142,6 +142,7 @@
       </w:r>
       <w:r>
         <w:rPr>
+          <w:rFonts w:ascii="Traditional Arabic" w:hAnsi="Traditional Arabic"/>
           <w:sz w:val="36"/>
           <w:szCs w:val="36"/>
         </w:rPr>
@@ -166,6 +167,7 @@
       </w:r>
       <w:r>
         <w:rPr>
+          <w:rFonts w:ascii="Traditional Arabic" w:hAnsi="Traditional Arabic"/>
           <w:sz w:val="36"/>
           <w:szCs w:val="36"/>
         </w:rPr>
@@ -190,6 +192,7 @@
       </w:r>
       <w:r>
         <w:rPr>
+          <w:rFonts w:ascii="Traditional Arabic" w:hAnsi="Traditional Arabic"/>
           <w:sz w:val="36"/>
           <w:szCs w:val="36"/>
         </w:rPr>
@@ -233,6 +236,7 @@
       </w:r>
       <w:r>
         <w:rPr>
+          <w:rFonts w:ascii="Traditional Arabic" w:hAnsi="Traditional Arabic"/>
           <w:sz w:val="36"/>
           <w:szCs w:val="36"/>
         </w:rPr>
@@ -240,6 +244,7 @@
       </w:r>
       <w:r>
         <w:rPr>
+          <w:rFonts w:ascii="Traditional Arabic" w:hAnsi="Traditional Arabic"/>
           <w:sz w:val="36"/>
           <w:szCs w:val="36"/>
           <w:rtl/>
@@ -257,6 +262,7 @@
       </w:r>
       <w:r>
         <w:rPr>
+          <w:rFonts w:ascii="Traditional Arabic" w:hAnsi="Traditional Arabic"/>
           <w:sz w:val="36"/>
           <w:szCs w:val="36"/>
         </w:rPr>
@@ -264,6 +270,7 @@
       </w:r>
       <w:r>
         <w:rPr>
+          <w:rFonts w:ascii="Traditional Arabic" w:hAnsi="Traditional Arabic"/>
           <w:sz w:val="36"/>
           <w:szCs w:val="36"/>
           <w:rtl/>
@@ -281,19 +288,11 @@
       </w:r>
       <w:r>
         <w:rPr>
-          <w:sz w:val="36"/>
-          <w:szCs w:val="36"/>
-        </w:rPr>
-        <w:t>{DEFENDANT</w:t>
-      </w:r>
-      <w:bookmarkStart w:id="0" w:name="_GoBack"/>
-      <w:bookmarkEnd w:id="0"/>
-      <w:r>
-        <w:rPr>
-          <w:sz w:val="36"/>
-          <w:szCs w:val="36"/>
-        </w:rPr>
-        <w:t>_RESIDENT}</w:t>
+          <w:rFonts w:ascii="Traditional Arabic" w:hAnsi="Traditional Arabic"/>
+          <w:sz w:val="36"/>
+          <w:szCs w:val="36"/>
+        </w:rPr>
+        <w:t>{DEFENDANT_RESIDENT}</w:t>
       </w:r>
     </w:p>
     <w:p>
@@ -702,6 +701,7 @@
       </w:r>
       <w:r>
         <w:rPr>
+          <w:rFonts w:ascii="Traditional Arabic" w:hAnsi="Traditional Arabic"/>
           <w:sz w:val="36"/>
           <w:szCs w:val="36"/>
         </w:rPr>
@@ -734,6 +734,7 @@
       </w:r>
       <w:r>
         <w:rPr>
+          <w:rFonts w:ascii="Traditional Arabic" w:hAnsi="Traditional Arabic"/>
           <w:sz w:val="36"/>
           <w:szCs w:val="36"/>
         </w:rPr>
@@ -759,6 +760,7 @@
       </w:r>
       <w:r>
         <w:rPr>
+          <w:rFonts w:ascii="Traditional Arabic" w:hAnsi="Traditional Arabic"/>
           <w:sz w:val="36"/>
           <w:szCs w:val="36"/>
         </w:rPr>
@@ -766,6 +768,7 @@
       </w:r>
       <w:r>
         <w:rPr>
+          <w:rFonts w:ascii="Traditional Arabic" w:hAnsi="Traditional Arabic"/>
           <w:sz w:val="36"/>
           <w:szCs w:val="36"/>
           <w:rtl/>
@@ -817,6 +820,7 @@
       <w:pPr>
         <w:jc w:val="both"/>
         <w:rPr>
+          <w:rFonts w:hint="cs"/>
           <w:sz w:val="36"/>
           <w:szCs w:val="36"/>
           <w:rtl/>
@@ -832,6 +836,7 @@
       </w:r>
       <w:r>
         <w:rPr>
+          <w:rFonts w:ascii="Traditional Arabic" w:hAnsi="Traditional Arabic"/>
           <w:sz w:val="36"/>
           <w:szCs w:val="36"/>
         </w:rPr>
@@ -856,6 +861,7 @@
       </w:r>
       <w:r>
         <w:rPr>
+          <w:rFonts w:ascii="Traditional Arabic" w:hAnsi="Traditional Arabic"/>
           <w:sz w:val="36"/>
           <w:szCs w:val="36"/>
         </w:rPr>
@@ -880,10 +886,21 @@
       </w:r>
       <w:r>
         <w:rPr>
-          <w:sz w:val="36"/>
-          <w:szCs w:val="36"/>
-        </w:rPr>
-        <w:t>{SESSION_TIME}</w:t>
+          <w:rFonts w:ascii="Traditional Arabic" w:hAnsi="Traditional Arabic"/>
+          <w:sz w:val="36"/>
+          <w:szCs w:val="36"/>
+        </w:rPr>
+        <w:t>{SESSIO</w:t>
+      </w:r>
+      <w:bookmarkStart w:id="0" w:name="_GoBack"/>
+      <w:bookmarkEnd w:id="0"/>
+      <w:r>
+        <w:rPr>
+          <w:rFonts w:ascii="Traditional Arabic" w:hAnsi="Traditional Arabic"/>
+          <w:sz w:val="36"/>
+          <w:szCs w:val="36"/>
+        </w:rPr>
+        <w:t>N_TIME}</w:t>
       </w:r>
       <w:r>
         <w:rPr>
